--- a/Fase 2/Evidencias Proyecto/Manuales/SIGMA_Manual_EP04_Maestro_de_activos_y_ubicación_técnica.docx
+++ b/Fase 2/Evidencias Proyecto/Manuales/SIGMA_Manual_EP04_Maestro_de_activos_y_ubicación_técnica.docx
@@ -211,12 +211,13 @@
             <w:tcW w:type="dxa" w:w="6803"/>
           </w:tcPr>
           <w:p>
-            <w:r/>
+            <w:r>
+              <w:t>2.0 · 16-10-2026</w:t>
+            </w:r>
             <w:r>
               <w:rPr>
                 <w:sz w:val="20"/>
               </w:rPr>
-              <w:t>1.1 · 02-10-2026</w:t>
             </w:r>
           </w:p>
         </w:tc>
@@ -226,6 +227,155 @@
       <w:pPr>
         <w:spacing w:after="40"/>
       </w:pPr>
+    </w:p>
+    <w:p>
+      <w:pPr>
+        <w:pStyle w:val="Heading1"/>
+      </w:pPr>
+      <w:r>
+        <w:t>Novedades de la versión 2.0 · 16-10-2026</w:t>
+      </w:r>
+    </w:p>
+    <w:p>
+      <w:pPr/>
+      <w:r>
+        <w:t>Este manual se revisó contra la pantalla real. Lo que cambió desde la versión 1.1:</w:t>
+      </w:r>
+    </w:p>
+    <w:p>
+      <w:pPr/>
+      <w:r>
+        <w:t xml:space="preserve">•  Todo el maestro de activos vive en el </w:t>
+      </w:r>
+      <w:r>
+        <w:rPr>
+          <w:b/>
+        </w:rPr>
+        <w:t>Centro de activos 360°</w:t>
+      </w:r>
+      <w:r>
+        <w:t xml:space="preserve"> (menú </w:t>
+      </w:r>
+      <w:r>
+        <w:rPr>
+          <w:b/>
+        </w:rPr>
+        <w:t>Activos</w:t>
+      </w:r>
+      <w:r>
+        <w:t xml:space="preserve">): lista, tarjetas, mapa por áreas y vista 3D, con las pestañas </w:t>
+      </w:r>
+      <w:r>
+        <w:rPr>
+          <w:b/>
+        </w:rPr>
+        <w:t>Activos, Componentes, Variables, Medidores y Tipos de activo</w:t>
+      </w:r>
+      <w:r>
+        <w:t>.</w:t>
+      </w:r>
+    </w:p>
+    <w:p>
+      <w:pPr/>
+      <w:r>
+        <w:t xml:space="preserve">•  El alta de un equipo es el </w:t>
+      </w:r>
+      <w:r>
+        <w:rPr>
+          <w:b/>
+        </w:rPr>
+        <w:t>asistente «Nuevo activo» de 6 pasos</w:t>
+      </w:r>
+      <w:r>
+        <w:t xml:space="preserve"> (información básica, ubicación, datos técnicos, componentes, variables y medidores); solo el paso 1 es obligatorio y se puede guardar en cualquier paso.</w:t>
+      </w:r>
+    </w:p>
+    <w:p>
+      <w:pPr/>
+      <w:r>
+        <w:t xml:space="preserve">•  La </w:t>
+      </w:r>
+      <w:r>
+        <w:rPr>
+          <w:b/>
+        </w:rPr>
+        <w:t>ficha 360°</w:t>
+      </w:r>
+      <w:r>
+        <w:t xml:space="preserve"> del equipo reúne Resumen, Ficha, Diagrama, Condición y medidores, Mantenimiento, Inspecciones y tareas, Fallas, Documentos y Repuestos; el </w:t>
+      </w:r>
+      <w:r>
+        <w:rPr>
+          <w:b/>
+        </w:rPr>
+        <w:t>explorador</w:t>
+      </w:r>
+      <w:r>
+        <w:t xml:space="preserve"> permite cambiar estado y ubicación sin abrir la ficha.</w:t>
+      </w:r>
+    </w:p>
+    <w:p>
+      <w:pPr/>
+      <w:r>
+        <w:t xml:space="preserve">•  </w:t>
+      </w:r>
+      <w:r>
+        <w:rPr>
+          <w:b/>
+        </w:rPr>
+        <w:t>Carga masiva:</w:t>
+      </w:r>
+      <w:r>
+        <w:t xml:space="preserve"> Utilidades › Carga de datos › </w:t>
+      </w:r>
+      <w:r>
+        <w:rPr>
+          <w:b/>
+        </w:rPr>
+        <w:t>Activos</w:t>
+      </w:r>
+      <w:r>
+        <w:t xml:space="preserve"> (6 hojas: activos, datos técnicos, componentes, variables, medidores y repuestos compatibles), con revisión previa que no escribe nada.</w:t>
+      </w:r>
+    </w:p>
+    <w:p>
+      <w:pPr/>
+      <w:r>
+        <w:rPr>
+          <w:b/>
+        </w:rPr>
+        <w:t>Recorrido paso a paso con capturas de pantalla:</w:t>
+      </w:r>
+      <w:r>
+        <w:t xml:space="preserve"> ver </w:t>
+      </w:r>
+      <w:r>
+        <w:rPr>
+          <w:rFonts w:ascii="Consolas" w:hAnsi="Consolas"/>
+        </w:rPr>
+        <w:t>SIGMA_Flujo_Activos.docx</w:t>
+      </w:r>
+      <w:r>
+        <w:t xml:space="preserve"> en la carpeta </w:t>
+      </w:r>
+      <w:r>
+        <w:rPr>
+          <w:rFonts w:ascii="Consolas" w:hAnsi="Consolas"/>
+        </w:rPr>
+        <w:t>Manuales/Flujos</w:t>
+      </w:r>
+      <w:r>
+        <w:t xml:space="preserve">. Si una pantalla difiere de lo descrito en la sección 3, </w:t>
+      </w:r>
+      <w:r>
+        <w:rPr>
+          <w:b/>
+        </w:rPr>
+        <w:t>prevalece el manual de flujo</w:t>
+      </w:r>
+      <w:r>
+        <w:t>.</w:t>
+      </w:r>
     </w:p>
     <w:p>
       <w:pPr>
@@ -583,7 +733,7 @@
           <w:i w:val="0"/>
           <w:sz w:val="22"/>
         </w:rPr>
-        <w:t>Estas son las pantallas que usa el módulo, con la ruta exacta del menú lateral:</w:t>
+        <w:t>Rutas actualizadas al 16-10-2026, tal como están hoy en el menú lateral y en el Centro correspondiente:</w:t>
       </w:r>
     </w:p>
     <w:tbl>
@@ -612,13 +762,14 @@
             <w:shd w:val="clear" w:color="auto" w:fill="E8E5F7"/>
           </w:tcPr>
           <w:p>
-            <w:r/>
+            <w:r>
+              <w:t>Pantalla</w:t>
+            </w:r>
             <w:r>
               <w:rPr>
                 <w:b/>
                 <w:sz w:val="19"/>
               </w:rPr>
-              <w:t>Pantalla</w:t>
             </w:r>
           </w:p>
         </w:tc>
@@ -628,13 +779,14 @@
             <w:shd w:val="clear" w:color="auto" w:fill="E8E5F7"/>
           </w:tcPr>
           <w:p>
-            <w:r/>
+            <w:r>
+              <w:t>Dónde está (menú lateral)</w:t>
+            </w:r>
             <w:r>
               <w:rPr>
                 <w:b/>
                 <w:sz w:val="19"/>
               </w:rPr>
-              <w:t>Ruta en el menú</w:t>
             </w:r>
           </w:p>
         </w:tc>
@@ -644,13 +796,14 @@
             <w:shd w:val="clear" w:color="auto" w:fill="E8E5F7"/>
           </w:tcPr>
           <w:p>
-            <w:r/>
+            <w:r>
+              <w:t>Qué trae</w:t>
+            </w:r>
             <w:r>
               <w:rPr>
                 <w:b/>
                 <w:sz w:val="19"/>
               </w:rPr>
-              <w:t>Pestañas que tiene</w:t>
             </w:r>
           </w:p>
         </w:tc>
@@ -661,12 +814,13 @@
             <w:tcW w:type="dxa" w:w="2551"/>
           </w:tcPr>
           <w:p>
-            <w:r/>
+            <w:r>
+              <w:t>Centro de activos 360°</w:t>
+            </w:r>
             <w:r>
               <w:rPr>
                 <w:sz w:val="19"/>
               </w:rPr>
-              <w:t>Etiquetas</w:t>
             </w:r>
           </w:p>
         </w:tc>
@@ -675,12 +829,13 @@
             <w:tcW w:type="dxa" w:w="3969"/>
           </w:tcPr>
           <w:p>
-            <w:r/>
+            <w:r>
+              <w:t>Activos (sección Operación)</w:t>
+            </w:r>
             <w:r>
               <w:rPr>
                 <w:sz w:val="19"/>
               </w:rPr>
-              <w:t>Utilidades › Etiquetas</w:t>
             </w:r>
           </w:p>
         </w:tc>
@@ -689,12 +844,13 @@
             <w:tcW w:type="dxa" w:w="3118"/>
           </w:tcPr>
           <w:p>
-            <w:r/>
+            <w:r>
+              <w:t>Indicadores, vistas Lista / Tarjetas / Mapa por áreas / 3D y las pestañas Activos, Componentes, Variables, Medidores y Tipos de activo</w:t>
+            </w:r>
             <w:r>
               <w:rPr>
                 <w:sz w:val="19"/>
               </w:rPr>
-              <w:t>—</w:t>
             </w:r>
           </w:p>
         </w:tc>
@@ -705,12 +861,13 @@
             <w:tcW w:type="dxa" w:w="2551"/>
           </w:tcPr>
           <w:p>
-            <w:r/>
+            <w:r>
+              <w:t>Nuevo activo (asistente)</w:t>
+            </w:r>
             <w:r>
               <w:rPr>
                 <w:sz w:val="19"/>
               </w:rPr>
-              <w:t>Activos</w:t>
             </w:r>
           </w:p>
         </w:tc>
@@ -719,12 +876,13 @@
             <w:tcW w:type="dxa" w:w="3969"/>
           </w:tcPr>
           <w:p>
-            <w:r/>
+            <w:r>
+              <w:t>Centro de activos › Nuevo activo</w:t>
+            </w:r>
             <w:r>
               <w:rPr>
                 <w:sz w:val="19"/>
               </w:rPr>
-              <w:t>Control de activos › Activos</w:t>
             </w:r>
           </w:p>
         </w:tc>
@@ -733,12 +891,13 @@
             <w:tcW w:type="dxa" w:w="3118"/>
           </w:tcPr>
           <w:p>
-            <w:r/>
+            <w:r>
+              <w:t>Seis pasos; Guardar activo disponible en cualquiera</w:t>
+            </w:r>
             <w:r>
               <w:rPr>
                 <w:sz w:val="19"/>
               </w:rPr>
-              <w:t>Resumen · Ficha · Historial · Órdenes de trabajo · Mantenimiento · Inspecciones y tareas · Más</w:t>
             </w:r>
           </w:p>
         </w:tc>
@@ -749,12 +908,13 @@
             <w:tcW w:type="dxa" w:w="2551"/>
           </w:tcPr>
           <w:p>
-            <w:r/>
+            <w:r>
+              <w:t>Explorador del activo</w:t>
+            </w:r>
             <w:r>
               <w:rPr>
                 <w:sz w:val="19"/>
               </w:rPr>
-              <w:t>Tipos de activo</w:t>
             </w:r>
           </w:p>
         </w:tc>
@@ -763,12 +923,13 @@
             <w:tcW w:type="dxa" w:w="3969"/>
           </w:tcPr>
           <w:p>
-            <w:r/>
+            <w:r>
+              <w:t>Centro de activos › tarjeta de un equipo</w:t>
+            </w:r>
             <w:r>
               <w:rPr>
                 <w:sz w:val="19"/>
               </w:rPr>
-              <w:t>Control de activos › Configuración de activos › Tipos de activo</w:t>
             </w:r>
           </w:p>
         </w:tc>
@@ -777,12 +938,13 @@
             <w:tcW w:type="dxa" w:w="3118"/>
           </w:tcPr>
           <w:p>
-            <w:r/>
+            <w:r>
+              <w:t>Componentes, repuestos, estado, ubicación, Crear OT y Abrir centro 360°</w:t>
+            </w:r>
             <w:r>
               <w:rPr>
                 <w:sz w:val="19"/>
               </w:rPr>
-              <w:t>—</w:t>
             </w:r>
           </w:p>
         </w:tc>
@@ -793,12 +955,13 @@
             <w:tcW w:type="dxa" w:w="2551"/>
           </w:tcPr>
           <w:p>
-            <w:r/>
+            <w:r>
+              <w:t>Ficha 360° del activo</w:t>
+            </w:r>
             <w:r>
               <w:rPr>
                 <w:sz w:val="19"/>
               </w:rPr>
-              <w:t>Modelos de activo</w:t>
             </w:r>
           </w:p>
         </w:tc>
@@ -807,12 +970,13 @@
             <w:tcW w:type="dxa" w:w="3969"/>
           </w:tcPr>
           <w:p>
-            <w:r/>
+            <w:r>
+              <w:t>Explorador › Abrir centro 360°</w:t>
+            </w:r>
             <w:r>
               <w:rPr>
                 <w:sz w:val="19"/>
               </w:rPr>
-              <w:t>Control de activos › Configuración de activos › Modelos de activo</w:t>
             </w:r>
           </w:p>
         </w:tc>
@@ -821,12 +985,13 @@
             <w:tcW w:type="dxa" w:w="3118"/>
           </w:tcPr>
           <w:p>
-            <w:r/>
+            <w:r>
+              <w:t>Resumen · Ficha · Diagrama · Condición y medidores · Más · SIGMA AI</w:t>
+            </w:r>
             <w:r>
               <w:rPr>
                 <w:sz w:val="19"/>
               </w:rPr>
-              <w:t>—</w:t>
             </w:r>
           </w:p>
         </w:tc>
@@ -837,12 +1002,13 @@
             <w:tcW w:type="dxa" w:w="2551"/>
           </w:tcPr>
           <w:p>
-            <w:r/>
+            <w:r>
+              <w:t>Etiquetas</w:t>
+            </w:r>
             <w:r>
               <w:rPr>
                 <w:sz w:val="19"/>
               </w:rPr>
-              <w:t>Atributos técnicos</w:t>
             </w:r>
           </w:p>
         </w:tc>
@@ -851,12 +1017,13 @@
             <w:tcW w:type="dxa" w:w="3969"/>
           </w:tcPr>
           <w:p>
-            <w:r/>
+            <w:r>
+              <w:t>Centro de activos › Etiquetas (o Utilidades › Etiquetas)</w:t>
+            </w:r>
             <w:r>
               <w:rPr>
                 <w:sz w:val="19"/>
               </w:rPr>
-              <w:t>Control de activos › Configuración de activos › Atributos técnicos</w:t>
             </w:r>
           </w:p>
         </w:tc>
@@ -865,12 +1032,13 @@
             <w:tcW w:type="dxa" w:w="3118"/>
           </w:tcPr>
           <w:p>
-            <w:r/>
+            <w:r>
+              <w:t>QR o código de barras por equipo</w:t>
+            </w:r>
             <w:r>
               <w:rPr>
                 <w:sz w:val="19"/>
               </w:rPr>
-              <w:t>—</w:t>
             </w:r>
           </w:p>
         </w:tc>
@@ -881,12 +1049,13 @@
             <w:tcW w:type="dxa" w:w="2551"/>
           </w:tcPr>
           <w:p>
-            <w:r/>
+            <w:r>
+              <w:t>Importar o exportar</w:t>
+            </w:r>
             <w:r>
               <w:rPr>
                 <w:sz w:val="19"/>
               </w:rPr>
-              <w:t>Posiciones</w:t>
             </w:r>
           </w:p>
         </w:tc>
@@ -895,12 +1064,13 @@
             <w:tcW w:type="dxa" w:w="3969"/>
           </w:tcPr>
           <w:p>
-            <w:r/>
+            <w:r>
+              <w:t>Centro de activos › Importar o exportar</w:t>
+            </w:r>
             <w:r>
               <w:rPr>
                 <w:sz w:val="19"/>
               </w:rPr>
-              <w:t>Control de activos › Configuración de activos › Posiciones</w:t>
             </w:r>
           </w:p>
         </w:tc>
@@ -909,12 +1079,60 @@
             <w:tcW w:type="dxa" w:w="3118"/>
           </w:tcPr>
           <w:p>
-            <w:r/>
+            <w:r>
+              <w:t>Importar desde Excel, Descargar plantilla y Exportar a Excel</w:t>
+            </w:r>
             <w:r>
               <w:rPr>
                 <w:sz w:val="19"/>
               </w:rPr>
-              <w:t>—</w:t>
+            </w:r>
+          </w:p>
+        </w:tc>
+      </w:tr>
+      <w:tr>
+        <w:tc>
+          <w:tcPr>
+            <w:tcW w:type="dxa" w:w="2551"/>
+          </w:tcPr>
+          <w:p>
+            <w:r>
+              <w:t>Registrar lectura de medidor</w:t>
+            </w:r>
+            <w:r>
+              <w:rPr>
+                <w:sz w:val="19"/>
+              </w:rPr>
+            </w:r>
+          </w:p>
+        </w:tc>
+        <w:tc>
+          <w:tcPr>
+            <w:tcW w:type="dxa" w:w="3969"/>
+          </w:tcPr>
+          <w:p>
+            <w:r>
+              <w:t>Ficha del activo › Medidores</w:t>
+            </w:r>
+            <w:r>
+              <w:rPr>
+                <w:sz w:val="19"/>
+              </w:rPr>
+            </w:r>
+          </w:p>
+        </w:tc>
+        <w:tc>
+          <w:tcPr>
+            <w:tcW w:type="dxa" w:w="3118"/>
+          </w:tcPr>
+          <w:p>
+            <w:r>
+              <w:t>Lectura manual de un medidor</w:t>
+            </w:r>
+            <w:r>
+              <w:rPr>
+                <w:sz w:val="19"/>
+              </w:rPr>
             </w:r>
           </w:p>
         </w:tc>
@@ -925,398 +1143,6 @@
         <w:spacing w:after="40"/>
       </w:pPr>
     </w:p>
-    <w:p>
-      <w:pPr>
-        <w:spacing w:after="80"/>
-      </w:pPr>
-      <w:r>
-        <w:rPr>
-          <w:b w:val="0"/>
-          <w:i w:val="0"/>
-          <w:color w:val="555555"/>
-          <w:sz w:val="20"/>
-        </w:rPr>
-        <w:t>Estas otras no están en el menú: se abren desde las anteriores, al pulsar un botón o al elegir una fila.</w:t>
-      </w:r>
-    </w:p>
-    <w:tbl>
-      <w:tblPr>
-        <w:tblW w:type="auto" w:w="0"/>
-        <w:tblLook w:firstColumn="1" w:firstRow="1" w:lastColumn="0" w:lastRow="0" w:noHBand="0" w:noVBand="1" w:val="04A0"/>
-        <w:jc w:val="center"/>
-        <w:tblBorders>
-          <w:top w:val="single" w:sz="4" w:color="BFBFBF"/>
-          <w:left w:val="single" w:sz="4" w:color="BFBFBF"/>
-          <w:bottom w:val="single" w:sz="4" w:color="BFBFBF"/>
-          <w:right w:val="single" w:sz="4" w:color="BFBFBF"/>
-          <w:insideH w:val="single" w:sz="4" w:color="BFBFBF"/>
-          <w:insideV w:val="single" w:sz="4" w:color="BFBFBF"/>
-        </w:tblBorders>
-      </w:tblPr>
-      <w:tblGrid>
-        <w:gridCol w:w="3249"/>
-        <w:gridCol w:w="3249"/>
-        <w:gridCol w:w="3249"/>
-      </w:tblGrid>
-      <w:tr>
-        <w:tc>
-          <w:tcPr>
-            <w:tcW w:type="dxa" w:w="2551"/>
-            <w:shd w:val="clear" w:color="auto" w:fill="E8E5F7"/>
-          </w:tcPr>
-          <w:p>
-            <w:r/>
-            <w:r>
-              <w:rPr>
-                <w:b/>
-                <w:sz w:val="18"/>
-              </w:rPr>
-              <w:t>Pantalla</w:t>
-            </w:r>
-          </w:p>
-        </w:tc>
-        <w:tc>
-          <w:tcPr>
-            <w:tcW w:type="dxa" w:w="3969"/>
-            <w:shd w:val="clear" w:color="auto" w:fill="E8E5F7"/>
-          </w:tcPr>
-          <w:p>
-            <w:r/>
-            <w:r>
-              <w:rPr>
-                <w:b/>
-                <w:sz w:val="18"/>
-              </w:rPr>
-              <w:t>Se abre desde</w:t>
-            </w:r>
-          </w:p>
-        </w:tc>
-        <w:tc>
-          <w:tcPr>
-            <w:tcW w:type="dxa" w:w="3118"/>
-            <w:shd w:val="clear" w:color="auto" w:fill="E8E5F7"/>
-          </w:tcPr>
-          <w:p>
-            <w:r/>
-            <w:r>
-              <w:rPr>
-                <w:b/>
-                <w:sz w:val="18"/>
-              </w:rPr>
-              <w:t>Pestañas que tiene</w:t>
-            </w:r>
-          </w:p>
-        </w:tc>
-      </w:tr>
-      <w:tr>
-        <w:tc>
-          <w:tcPr>
-            <w:tcW w:type="dxa" w:w="2551"/>
-          </w:tcPr>
-          <w:p>
-            <w:r/>
-            <w:r>
-              <w:rPr>
-                <w:sz w:val="18"/>
-              </w:rPr>
-              <w:t>Cambiar estado</w:t>
-            </w:r>
-          </w:p>
-        </w:tc>
-        <w:tc>
-          <w:tcPr>
-            <w:tcW w:type="dxa" w:w="3969"/>
-          </w:tcPr>
-          <w:p>
-            <w:r/>
-            <w:r>
-              <w:rPr>
-                <w:sz w:val="18"/>
-              </w:rPr>
-              <w:t>Control de activos › Cambiar estado</w:t>
-            </w:r>
-          </w:p>
-        </w:tc>
-        <w:tc>
-          <w:tcPr>
-            <w:tcW w:type="dxa" w:w="3118"/>
-          </w:tcPr>
-          <w:p>
-            <w:r/>
-            <w:r>
-              <w:rPr>
-                <w:sz w:val="18"/>
-              </w:rPr>
-              <w:t>—</w:t>
-            </w:r>
-          </w:p>
-        </w:tc>
-      </w:tr>
-      <w:tr>
-        <w:tc>
-          <w:tcPr>
-            <w:tcW w:type="dxa" w:w="2551"/>
-          </w:tcPr>
-          <w:p>
-            <w:r/>
-            <w:r>
-              <w:rPr>
-                <w:sz w:val="18"/>
-              </w:rPr>
-              <w:t>Activo (detalle)</w:t>
-            </w:r>
-          </w:p>
-        </w:tc>
-        <w:tc>
-          <w:tcPr>
-            <w:tcW w:type="dxa" w:w="3969"/>
-          </w:tcPr>
-          <w:p>
-            <w:r/>
-            <w:r>
-              <w:rPr>
-                <w:sz w:val="18"/>
-              </w:rPr>
-              <w:t>Control de activos › Activo (detalle)</w:t>
-            </w:r>
-          </w:p>
-        </w:tc>
-        <w:tc>
-          <w:tcPr>
-            <w:tcW w:type="dxa" w:w="3118"/>
-          </w:tcPr>
-          <w:p>
-            <w:r/>
-            <w:r>
-              <w:rPr>
-                <w:sz w:val="18"/>
-              </w:rPr>
-              <w:t>—</w:t>
-            </w:r>
-          </w:p>
-        </w:tc>
-      </w:tr>
-      <w:tr>
-        <w:tc>
-          <w:tcPr>
-            <w:tcW w:type="dxa" w:w="2551"/>
-          </w:tcPr>
-          <w:p>
-            <w:r/>
-            <w:r>
-              <w:rPr>
-                <w:sz w:val="18"/>
-              </w:rPr>
-              <w:t>Componente (detalle)</w:t>
-            </w:r>
-          </w:p>
-        </w:tc>
-        <w:tc>
-          <w:tcPr>
-            <w:tcW w:type="dxa" w:w="3969"/>
-          </w:tcPr>
-          <w:p>
-            <w:r/>
-            <w:r>
-              <w:rPr>
-                <w:sz w:val="18"/>
-              </w:rPr>
-              <w:t>Control de activos › Componente (detalle)</w:t>
-            </w:r>
-          </w:p>
-        </w:tc>
-        <w:tc>
-          <w:tcPr>
-            <w:tcW w:type="dxa" w:w="3118"/>
-          </w:tcPr>
-          <w:p>
-            <w:r/>
-            <w:r>
-              <w:rPr>
-                <w:sz w:val="18"/>
-              </w:rPr>
-              <w:t>—</w:t>
-            </w:r>
-          </w:p>
-        </w:tc>
-      </w:tr>
-      <w:tr>
-        <w:tc>
-          <w:tcPr>
-            <w:tcW w:type="dxa" w:w="2551"/>
-          </w:tcPr>
-          <w:p>
-            <w:r/>
-            <w:r>
-              <w:rPr>
-                <w:sz w:val="18"/>
-              </w:rPr>
-              <w:t>Posición (detalle)</w:t>
-            </w:r>
-          </w:p>
-        </w:tc>
-        <w:tc>
-          <w:tcPr>
-            <w:tcW w:type="dxa" w:w="3969"/>
-          </w:tcPr>
-          <w:p>
-            <w:r/>
-            <w:r>
-              <w:rPr>
-                <w:sz w:val="18"/>
-              </w:rPr>
-              <w:t>Control de activos › Configuración de activos › Posición (detalle)</w:t>
-            </w:r>
-          </w:p>
-        </w:tc>
-        <w:tc>
-          <w:tcPr>
-            <w:tcW w:type="dxa" w:w="3118"/>
-          </w:tcPr>
-          <w:p>
-            <w:r/>
-            <w:r>
-              <w:rPr>
-                <w:sz w:val="18"/>
-              </w:rPr>
-              <w:t>Datos · Ocupación</w:t>
-            </w:r>
-          </w:p>
-        </w:tc>
-      </w:tr>
-      <w:tr>
-        <w:tc>
-          <w:tcPr>
-            <w:tcW w:type="dxa" w:w="2551"/>
-          </w:tcPr>
-          <w:p>
-            <w:r/>
-            <w:r>
-              <w:rPr>
-                <w:sz w:val="18"/>
-              </w:rPr>
-              <w:t>Tipo de activo (detalle)</w:t>
-            </w:r>
-          </w:p>
-        </w:tc>
-        <w:tc>
-          <w:tcPr>
-            <w:tcW w:type="dxa" w:w="3969"/>
-          </w:tcPr>
-          <w:p>
-            <w:r/>
-            <w:r>
-              <w:rPr>
-                <w:sz w:val="18"/>
-              </w:rPr>
-              <w:t>Control de activos › Configuración de activos › Tipo de activo (detalle)</w:t>
-            </w:r>
-          </w:p>
-        </w:tc>
-        <w:tc>
-          <w:tcPr>
-            <w:tcW w:type="dxa" w:w="3118"/>
-          </w:tcPr>
-          <w:p>
-            <w:r/>
-            <w:r>
-              <w:rPr>
-                <w:sz w:val="18"/>
-              </w:rPr>
-              <w:t>—</w:t>
-            </w:r>
-          </w:p>
-        </w:tc>
-      </w:tr>
-      <w:tr>
-        <w:tc>
-          <w:tcPr>
-            <w:tcW w:type="dxa" w:w="2551"/>
-          </w:tcPr>
-          <w:p>
-            <w:r/>
-            <w:r>
-              <w:rPr>
-                <w:sz w:val="18"/>
-              </w:rPr>
-              <w:t>Modelo (detalle)</w:t>
-            </w:r>
-          </w:p>
-        </w:tc>
-        <w:tc>
-          <w:tcPr>
-            <w:tcW w:type="dxa" w:w="3969"/>
-          </w:tcPr>
-          <w:p>
-            <w:r/>
-            <w:r>
-              <w:rPr>
-                <w:sz w:val="18"/>
-              </w:rPr>
-              <w:t>Control de activos › Configuración de activos › Modelo (detalle)</w:t>
-            </w:r>
-          </w:p>
-        </w:tc>
-        <w:tc>
-          <w:tcPr>
-            <w:tcW w:type="dxa" w:w="3118"/>
-          </w:tcPr>
-          <w:p>
-            <w:r/>
-            <w:r>
-              <w:rPr>
-                <w:sz w:val="18"/>
-              </w:rPr>
-              <w:t>—</w:t>
-            </w:r>
-          </w:p>
-        </w:tc>
-      </w:tr>
-      <w:tr>
-        <w:tc>
-          <w:tcPr>
-            <w:tcW w:type="dxa" w:w="2551"/>
-          </w:tcPr>
-          <w:p>
-            <w:r/>
-            <w:r>
-              <w:rPr>
-                <w:sz w:val="18"/>
-              </w:rPr>
-              <w:t>Atributo (detalle)</w:t>
-            </w:r>
-          </w:p>
-        </w:tc>
-        <w:tc>
-          <w:tcPr>
-            <w:tcW w:type="dxa" w:w="3969"/>
-          </w:tcPr>
-          <w:p>
-            <w:r/>
-            <w:r>
-              <w:rPr>
-                <w:sz w:val="18"/>
-              </w:rPr>
-              <w:t>Control de activos › Configuración de activos › Atributo (detalle)</w:t>
-            </w:r>
-          </w:p>
-        </w:tc>
-        <w:tc>
-          <w:tcPr>
-            <w:tcW w:type="dxa" w:w="3118"/>
-          </w:tcPr>
-          <w:p>
-            <w:r/>
-            <w:r>
-              <w:rPr>
-                <w:sz w:val="18"/>
-              </w:rPr>
-              <w:t>—</w:t>
-            </w:r>
-          </w:p>
-        </w:tc>
-      </w:tr>
-    </w:tbl>
     <w:p>
       <w:pPr>
         <w:spacing w:after="40"/>
@@ -1328,6 +1154,36 @@
       </w:pPr>
       <w:r>
         <w:t>3. Operaciones, paso a paso</w:t>
+      </w:r>
+    </w:p>
+    <w:p>
+      <w:pPr/>
+      <w:r>
+        <w:rPr>
+          <w:b/>
+        </w:rPr>
+        <w:t>Aviso de la versión 2.0:</w:t>
+      </w:r>
+      <w:r>
+        <w:t xml:space="preserve"> los pasos de esta sección describen las operaciones del backlog. Las pantallas actuales y sus capturas están en </w:t>
+      </w:r>
+      <w:r>
+        <w:rPr>
+          <w:rFonts w:ascii="Consolas" w:hAnsi="Consolas"/>
+        </w:rPr>
+        <w:t>SIGMA_Flujo_Activos.docx</w:t>
+      </w:r>
+      <w:r>
+        <w:t xml:space="preserve">; si hay diferencias, </w:t>
+      </w:r>
+      <w:r>
+        <w:rPr>
+          <w:b/>
+        </w:rPr>
+        <w:t>prevalece el manual de flujo</w:t>
+      </w:r>
+      <w:r>
+        <w:t>.</w:t>
       </w:r>
     </w:p>
     <w:p>
